--- a/src/main/resources/templates/Hyndai/phan-xet-duyet-hyndai.docx
+++ b/src/main/resources/templates/Hyndai/phan-xet-duyet-hyndai.docx
@@ -1350,37 +1350,51 @@
         <w:pStyle w:val="TableParagraph"/>
         <w:spacing w:after="120" w:line="312" w:lineRule="auto"/>
         <w:ind w:right="45"/>
-        <w:jc w:val="both"/>
-        <w:rPr>
-          <w:color w:val="0F9ED5" w:themeColor="accent4"/>
-          <w:sz w:val="26"/>
-          <w:szCs w:val="26"/>
-        </w:rPr>
-      </w:pPr>
-      <w:r>
-        <w:rPr>
-          <w:sz w:val="26"/>
-          <w:szCs w:val="26"/>
-        </w:rPr>
-        <w:t xml:space="preserve">     a) Tổng hạn mức tín dụng đã sử dụng theo Hợp đồng tín dụng hạn mức số 01/2025/10987477/HĐTD ngày 09/05/2025 đến thời điểm hiện tại (bao gồm cả số dư thấu chi nhưng chưa bao gồm khoản vay theo Hợp đồng cấp bảo lãnh cụ thể này): </w:t>
-      </w:r>
-      <w:r>
         <w:rPr>
           <w:b/>
           <w:bCs/>
           <w:color w:val="0F9ED5" w:themeColor="accent4"/>
         </w:rPr>
-        <w:t>{{GHTDaSuDung}}</w:t>
+      </w:pPr>
+      <w:r>
+        <w:rPr>
+          <w:sz w:val="26"/>
+          <w:szCs w:val="26"/>
+        </w:rPr>
+        <w:t xml:space="preserve">     a) Tổng hạn mức tín dụng đã sử dụng theo Hợp đồng tín dụng hạn mức số 01/2025/10987477/HĐTD ngày 09/05/2025 đến thời điểm hiện tại (bao gồm cả số dư thấu chi nhưng chưa bao gồm khoản vay theo Hợp đồng cấp bảo lãnh cụ thể này): </w:t>
+      </w:r>
+      <w:r>
+        <w:rPr>
+          <w:b/>
+          <w:bCs/>
+          <w:color w:val="0F9ED5" w:themeColor="accent4"/>
+        </w:rPr>
+        <w:t>{{</w:t>
+      </w:r>
+      <w:r>
+        <w:rPr>
+          <w:b/>
+          <w:bCs/>
+          <w:color w:val="0F9ED5" w:themeColor="accent4"/>
+        </w:rPr>
+        <w:t>GHTDaSuDung</w:t>
+      </w:r>
+      <w:r>
+        <w:rPr>
+          <w:b/>
+          <w:bCs/>
+          <w:color w:val="0F9ED5" w:themeColor="accent4"/>
+        </w:rPr>
+        <w:t>}}</w:t>
       </w:r>
     </w:p>
     <w:p>
       <w:pPr>
         <w:pStyle w:val="TableParagraph"/>
         <w:spacing w:after="120" w:line="312" w:lineRule="auto"/>
-        <w:jc w:val="both"/>
-        <w:rPr>
-          <w:sz w:val="26"/>
-          <w:szCs w:val="26"/>
+        <w:rPr>
+          <w:color w:val="0070C0"/>
+          <w:lang w:val="en-US"/>
         </w:rPr>
       </w:pPr>
       <w:r>
@@ -1476,7 +1490,20 @@
         <w:rPr>
           <w:color w:val="0070C0"/>
         </w:rPr>
-        <w:t>{{GHTDConSD}}</w:t>
+        <w:t>{{</w:t>
+      </w:r>
+      <w:r>
+        <w:rPr>
+          <w:color w:val="0070C0"/>
+          <w:lang w:val="en-US"/>
+        </w:rPr>
+        <w:t>GHTDConSD</w:t>
+      </w:r>
+      <w:r>
+        <w:rPr>
+          <w:color w:val="0070C0"/>
+        </w:rPr>
+        <w:t>}}</w:t>
       </w:r>
     </w:p>
     <w:p>
@@ -2382,7 +2409,24 @@
           <w:sz w:val="26"/>
           <w:szCs w:val="26"/>
         </w:rPr>
-        <w:t xml:space="preserve"> × 2%/năm × 29/365 ngày = </w:t>
+        <w:t xml:space="preserve"> × 2%/năm × </w:t>
+      </w:r>
+      <w:r>
+        <w:rPr>
+          <w:color w:val="0070C0"/>
+          <w:sz w:val="26"/>
+          <w:szCs w:val="26"/>
+          <w:lang w:val="en-US"/>
+        </w:rPr>
+        <w:t>60</w:t>
+      </w:r>
+      <w:r>
+        <w:rPr>
+          <w:color w:val="0070C0"/>
+          <w:sz w:val="26"/>
+          <w:szCs w:val="26"/>
+        </w:rPr>
+        <w:t xml:space="preserve">/365 ngày = </w:t>
       </w:r>
       <w:r>
         <w:rPr>
@@ -3549,6 +3593,18 @@
         <w:ind w:left="0" w:right="299" w:firstLine="0"/>
         <w:jc w:val="right"/>
         <w:rPr>
+          <w:i/>
+          <w:sz w:val="26"/>
+          <w:szCs w:val="26"/>
+        </w:rPr>
+      </w:pPr>
+    </w:p>
+    <w:p>
+      <w:pPr>
+        <w:spacing w:after="89" w:line="360" w:lineRule="auto"/>
+        <w:ind w:left="0" w:right="299" w:firstLine="0"/>
+        <w:jc w:val="right"/>
+        <w:rPr>
           <w:color w:val="007BB8"/>
           <w:sz w:val="26"/>
           <w:szCs w:val="26"/>
@@ -3560,7 +3616,6 @@
           <w:sz w:val="26"/>
           <w:szCs w:val="26"/>
         </w:rPr>
-        <w:lastRenderedPageBreak/>
         <w:t>P. Cao Lãnh</w:t>
       </w:r>
       <w:r>
@@ -4728,7 +4783,6 @@
   <w:style w:type="character" w:default="1" w:styleId="DefaultParagraphFont">
     <w:name w:val="Default Paragraph Font"/>
     <w:uiPriority w:val="1"/>
-    <w:semiHidden/>
     <w:unhideWhenUsed/>
   </w:style>
   <w:style w:type="table" w:default="1" w:styleId="TableNormal">
@@ -4783,6 +4837,37 @@
       <w:szCs w:val="22"/>
       <w:lang w:val="vi" w:eastAsia="en-US"/>
       <w14:ligatures w14:val="none"/>
+    </w:rPr>
+  </w:style>
+  <w:style w:type="paragraph" w:styleId="HTMLPreformatted">
+    <w:name w:val="HTML Preformatted"/>
+    <w:basedOn w:val="Normal"/>
+    <w:link w:val="HTMLPreformattedChar"/>
+    <w:uiPriority w:val="99"/>
+    <w:semiHidden/>
+    <w:unhideWhenUsed/>
+    <w:rsid w:val="001A3479"/>
+    <w:pPr>
+      <w:spacing w:after="0" w:line="240" w:lineRule="auto"/>
+    </w:pPr>
+    <w:rPr>
+      <w:rFonts w:ascii="Consolas" w:hAnsi="Consolas"/>
+      <w:sz w:val="20"/>
+      <w:szCs w:val="20"/>
+    </w:rPr>
+  </w:style>
+  <w:style w:type="character" w:customStyle="1" w:styleId="HTMLPreformattedChar">
+    <w:name w:val="HTML Preformatted Char"/>
+    <w:basedOn w:val="DefaultParagraphFont"/>
+    <w:link w:val="HTMLPreformatted"/>
+    <w:uiPriority w:val="99"/>
+    <w:semiHidden/>
+    <w:rsid w:val="001A3479"/>
+    <w:rPr>
+      <w:rFonts w:ascii="Consolas" w:eastAsia="Times New Roman" w:hAnsi="Consolas" w:cs="Times New Roman"/>
+      <w:color w:val="000000"/>
+      <w:sz w:val="20"/>
+      <w:szCs w:val="20"/>
     </w:rPr>
   </w:style>
 </w:styles>

--- a/src/main/resources/templates/Hyndai/phan-xet-duyet-hyndai.docx
+++ b/src/main/resources/templates/Hyndai/phan-xet-duyet-hyndai.docx
@@ -1281,68 +1281,11 @@
       </w:r>
       <w:r>
         <w:rPr>
-          <w:sz w:val="26"/>
-          <w:szCs w:val="26"/>
-        </w:rPr>
-        <w:t>60</w:t>
-      </w:r>
-      <w:r>
-        <w:rPr>
-          <w:sz w:val="26"/>
-          <w:szCs w:val="26"/>
-        </w:rPr>
-        <w:t>.</w:t>
-      </w:r>
-      <w:r>
-        <w:rPr>
-          <w:sz w:val="26"/>
-          <w:szCs w:val="26"/>
-        </w:rPr>
-        <w:t>000</w:t>
-      </w:r>
-      <w:r>
-        <w:rPr>
-          <w:sz w:val="26"/>
-          <w:szCs w:val="26"/>
-        </w:rPr>
-        <w:t>.</w:t>
-      </w:r>
-      <w:r>
-        <w:rPr>
-          <w:sz w:val="26"/>
-          <w:szCs w:val="26"/>
-        </w:rPr>
-        <w:t>000</w:t>
-      </w:r>
-      <w:r>
-        <w:rPr>
-          <w:sz w:val="26"/>
-          <w:szCs w:val="26"/>
-        </w:rPr>
-        <w:t>.</w:t>
-      </w:r>
-      <w:r>
-        <w:rPr>
-          <w:sz w:val="26"/>
-          <w:szCs w:val="26"/>
-        </w:rPr>
-        <w:t>000.</w:t>
-      </w:r>
-      <w:r>
-        <w:rPr>
-          <w:spacing w:val="-1"/>
-          <w:sz w:val="26"/>
-          <w:szCs w:val="26"/>
-        </w:rPr>
-        <w:t xml:space="preserve"> </w:t>
-      </w:r>
-      <w:r>
-        <w:rPr>
-          <w:spacing w:val="-4"/>
-          <w:sz w:val="26"/>
-          <w:szCs w:val="26"/>
-        </w:rPr>
-        <w:t>đồng</w:t>
+          <w:b/>
+          <w:bCs/>
+          <w:sz w:val="24"/>
+        </w:rPr>
+        <w:t>{{GHTD}}</w:t>
       </w:r>
     </w:p>
     <w:p>
@@ -2389,8 +2332,12 @@
         <w:ind w:left="179"/>
         <w:jc w:val="both"/>
         <w:rPr>
-          <w:sz w:val="26"/>
-          <w:szCs w:val="26"/>
+          <w:b/>
+          <w:bCs/>
+          <w:color w:val="0070C0"/>
+          <w:sz w:val="26"/>
+          <w:szCs w:val="26"/>
+          <w:lang w:val="en-US"/>
         </w:rPr>
       </w:pPr>
       <w:r>
@@ -3404,7 +3351,6 @@
           <w:spacing w:val="-4"/>
           <w:sz w:val="26"/>
           <w:szCs w:val="26"/>
-          <w:lang w:val="vi"/>
         </w:rPr>
       </w:pPr>
       <w:r>
@@ -3461,17 +3407,6 @@
           <w14:ligatures w14:val="none"/>
         </w:rPr>
         <w:t>}}</w:t>
-      </w:r>
-      <w:r>
-        <w:rPr>
-          <w:color w:val="auto"/>
-          <w:kern w:val="0"/>
-          <w:sz w:val="26"/>
-          <w:szCs w:val="26"/>
-          <w:lang w:val="vi" w:eastAsia="en-US"/>
-          <w14:ligatures w14:val="none"/>
-        </w:rPr>
-        <w:t xml:space="preserve"> đồng</w:t>
       </w:r>
     </w:p>
     <w:p>
@@ -3567,7 +3502,17 @@
       <w:pPr>
         <w:spacing w:after="89" w:line="360" w:lineRule="auto"/>
         <w:ind w:left="0" w:right="299" w:firstLine="0"/>
-        <w:jc w:val="right"/>
+        <w:rPr>
+          <w:i/>
+          <w:sz w:val="26"/>
+          <w:szCs w:val="26"/>
+        </w:rPr>
+      </w:pPr>
+    </w:p>
+    <w:p>
+      <w:pPr>
+        <w:spacing w:after="89" w:line="360" w:lineRule="auto"/>
+        <w:ind w:left="0" w:right="299" w:firstLine="0"/>
         <w:rPr>
           <w:i/>
           <w:sz w:val="26"/>
@@ -3581,41 +3526,18 @@
         <w:ind w:left="0" w:right="299" w:firstLine="0"/>
         <w:jc w:val="right"/>
         <w:rPr>
+          <w:color w:val="007BB8"/>
+          <w:sz w:val="26"/>
+          <w:szCs w:val="26"/>
+        </w:rPr>
+      </w:pPr>
+      <w:r>
+        <w:rPr>
           <w:i/>
           <w:sz w:val="26"/>
           <w:szCs w:val="26"/>
         </w:rPr>
-      </w:pPr>
-    </w:p>
-    <w:p>
-      <w:pPr>
-        <w:spacing w:after="89" w:line="360" w:lineRule="auto"/>
-        <w:ind w:left="0" w:right="299" w:firstLine="0"/>
-        <w:jc w:val="right"/>
-        <w:rPr>
-          <w:i/>
-          <w:sz w:val="26"/>
-          <w:szCs w:val="26"/>
-        </w:rPr>
-      </w:pPr>
-    </w:p>
-    <w:p>
-      <w:pPr>
-        <w:spacing w:after="89" w:line="360" w:lineRule="auto"/>
-        <w:ind w:left="0" w:right="299" w:firstLine="0"/>
-        <w:jc w:val="right"/>
-        <w:rPr>
-          <w:color w:val="007BB8"/>
-          <w:sz w:val="26"/>
-          <w:szCs w:val="26"/>
-        </w:rPr>
-      </w:pPr>
-      <w:r>
-        <w:rPr>
-          <w:i/>
-          <w:sz w:val="26"/>
-          <w:szCs w:val="26"/>
-        </w:rPr>
+        <w:lastRenderedPageBreak/>
         <w:t>P. Cao Lãnh</w:t>
       </w:r>
       <w:r>
@@ -4783,6 +4705,7 @@
   <w:style w:type="character" w:default="1" w:styleId="DefaultParagraphFont">
     <w:name w:val="Default Paragraph Font"/>
     <w:uiPriority w:val="1"/>
+    <w:semiHidden/>
     <w:unhideWhenUsed/>
   </w:style>
   <w:style w:type="table" w:default="1" w:styleId="TableNormal">

--- a/src/main/resources/templates/Hyndai/phan-xet-duyet-hyndai.docx
+++ b/src/main/resources/templates/Hyndai/phan-xet-duyet-hyndai.docx
@@ -208,6 +208,7 @@
         <w:rPr>
           <w:sz w:val="26"/>
           <w:szCs w:val="26"/>
+          <w:lang w:val="en-US"/>
         </w:rPr>
       </w:pPr>
       <w:r>
@@ -332,18 +333,12 @@
       </w:r>
       <w:r>
         <w:rPr>
-          <w:sz w:val="26"/>
-          <w:szCs w:val="26"/>
-        </w:rPr>
-        <w:t>01/2025/10987477/HĐTD</w:t>
-      </w:r>
-      <w:r>
-        <w:rPr>
           <w:spacing w:val="-2"/>
           <w:sz w:val="26"/>
           <w:szCs w:val="26"/>
-        </w:rPr>
-        <w:t xml:space="preserve"> </w:t>
+          <w:lang w:val="en-US"/>
+        </w:rPr>
+        <w:t>{{HDTD_DATE}}</w:t>
       </w:r>
       <w:r>
         <w:rPr>
@@ -365,18 +360,20 @@
           <w:spacing w:val="-2"/>
           <w:sz w:val="26"/>
           <w:szCs w:val="26"/>
-        </w:rPr>
-        <w:t>09/05/2025</w:t>
+          <w:lang w:val="en-US"/>
+        </w:rPr>
+        <w:t>{{HDTD_DATE}}</w:t>
       </w:r>
     </w:p>
     <w:p>
       <w:pPr>
         <w:pStyle w:val="TableParagraph"/>
         <w:spacing w:after="120" w:line="312" w:lineRule="auto"/>
-        <w:jc w:val="both"/>
-        <w:rPr>
-          <w:sz w:val="26"/>
-          <w:szCs w:val="26"/>
+        <w:rPr>
+          <w:spacing w:val="-2"/>
+          <w:sz w:val="26"/>
+          <w:szCs w:val="26"/>
+          <w:lang w:val="en-US"/>
         </w:rPr>
       </w:pPr>
       <w:r>
@@ -441,10 +438,19 @@
       </w:r>
       <w:r>
         <w:rPr>
-          <w:sz w:val="26"/>
-          <w:szCs w:val="26"/>
-        </w:rPr>
-        <w:t>09/05/2025 đến</w:t>
+          <w:spacing w:val="-2"/>
+          <w:sz w:val="26"/>
+          <w:szCs w:val="26"/>
+          <w:lang w:val="en-US"/>
+        </w:rPr>
+        <w:t>{{HDTD_DATE}}</w:t>
+      </w:r>
+      <w:r>
+        <w:rPr>
+          <w:sz w:val="26"/>
+          <w:szCs w:val="26"/>
+        </w:rPr>
+        <w:t xml:space="preserve"> đến</w:t>
       </w:r>
       <w:r>
         <w:rPr>
@@ -482,7 +488,16 @@
           <w:sz w:val="26"/>
           <w:szCs w:val="26"/>
         </w:rPr>
-        <w:t xml:space="preserve"> 09/05/2026</w:t>
+        <w:t xml:space="preserve"> </w:t>
+      </w:r>
+      <w:r>
+        <w:rPr>
+          <w:spacing w:val="-2"/>
+          <w:sz w:val="26"/>
+          <w:szCs w:val="26"/>
+          <w:lang w:val="en-US"/>
+        </w:rPr>
+        <w:t>{{HDTD_DATE_expired}}</w:t>
       </w:r>
     </w:p>
     <w:p>
@@ -1198,94 +1213,112 @@
       <w:pPr>
         <w:pStyle w:val="TableParagraph"/>
         <w:spacing w:after="120" w:line="312" w:lineRule="auto"/>
-        <w:jc w:val="both"/>
-        <w:rPr>
-          <w:sz w:val="26"/>
-          <w:szCs w:val="26"/>
-        </w:rPr>
-      </w:pPr>
-      <w:r>
-        <w:rPr>
-          <w:sz w:val="26"/>
-          <w:szCs w:val="26"/>
-        </w:rPr>
-        <w:t>4.</w:t>
-      </w:r>
-      <w:r>
-        <w:rPr>
-          <w:spacing w:val="-2"/>
-          <w:sz w:val="26"/>
-          <w:szCs w:val="26"/>
-        </w:rPr>
-        <w:t xml:space="preserve"> </w:t>
-      </w:r>
-      <w:r>
-        <w:rPr>
-          <w:sz w:val="26"/>
-          <w:szCs w:val="26"/>
-        </w:rPr>
-        <w:t>Hạn</w:t>
-      </w:r>
-      <w:r>
-        <w:rPr>
-          <w:spacing w:val="-1"/>
-          <w:sz w:val="26"/>
-          <w:szCs w:val="26"/>
-        </w:rPr>
-        <w:t xml:space="preserve"> </w:t>
-      </w:r>
-      <w:r>
-        <w:rPr>
-          <w:sz w:val="26"/>
-          <w:szCs w:val="26"/>
-        </w:rPr>
-        <w:t>mức</w:t>
-      </w:r>
-      <w:r>
-        <w:rPr>
-          <w:spacing w:val="-2"/>
-          <w:sz w:val="26"/>
-          <w:szCs w:val="26"/>
-        </w:rPr>
-        <w:t xml:space="preserve"> </w:t>
-      </w:r>
-      <w:r>
-        <w:rPr>
-          <w:sz w:val="26"/>
-          <w:szCs w:val="26"/>
-        </w:rPr>
-        <w:t>tín</w:t>
-      </w:r>
-      <w:r>
-        <w:rPr>
-          <w:spacing w:val="-1"/>
-          <w:sz w:val="26"/>
-          <w:szCs w:val="26"/>
-        </w:rPr>
-        <w:t xml:space="preserve"> </w:t>
-      </w:r>
-      <w:r>
-        <w:rPr>
-          <w:sz w:val="26"/>
-          <w:szCs w:val="26"/>
-        </w:rPr>
-        <w:t>dụng:</w:t>
-      </w:r>
-      <w:r>
-        <w:rPr>
-          <w:spacing w:val="-1"/>
-          <w:sz w:val="26"/>
-          <w:szCs w:val="26"/>
-        </w:rPr>
-        <w:t xml:space="preserve"> </w:t>
-      </w:r>
-      <w:r>
         <w:rPr>
           <w:b/>
           <w:bCs/>
           <w:sz w:val="24"/>
-        </w:rPr>
-        <w:t>{{GHTD}}</w:t>
+          <w:lang w:val="en-US"/>
+        </w:rPr>
+      </w:pPr>
+      <w:r>
+        <w:rPr>
+          <w:sz w:val="26"/>
+          <w:szCs w:val="26"/>
+        </w:rPr>
+        <w:t>4.</w:t>
+      </w:r>
+      <w:r>
+        <w:rPr>
+          <w:spacing w:val="-2"/>
+          <w:sz w:val="26"/>
+          <w:szCs w:val="26"/>
+        </w:rPr>
+        <w:t xml:space="preserve"> </w:t>
+      </w:r>
+      <w:r>
+        <w:rPr>
+          <w:sz w:val="26"/>
+          <w:szCs w:val="26"/>
+        </w:rPr>
+        <w:t>Hạn</w:t>
+      </w:r>
+      <w:r>
+        <w:rPr>
+          <w:spacing w:val="-1"/>
+          <w:sz w:val="26"/>
+          <w:szCs w:val="26"/>
+        </w:rPr>
+        <w:t xml:space="preserve"> </w:t>
+      </w:r>
+      <w:r>
+        <w:rPr>
+          <w:sz w:val="26"/>
+          <w:szCs w:val="26"/>
+        </w:rPr>
+        <w:t>mức</w:t>
+      </w:r>
+      <w:r>
+        <w:rPr>
+          <w:spacing w:val="-2"/>
+          <w:sz w:val="26"/>
+          <w:szCs w:val="26"/>
+        </w:rPr>
+        <w:t xml:space="preserve"> </w:t>
+      </w:r>
+      <w:r>
+        <w:rPr>
+          <w:sz w:val="26"/>
+          <w:szCs w:val="26"/>
+        </w:rPr>
+        <w:t>tín</w:t>
+      </w:r>
+      <w:r>
+        <w:rPr>
+          <w:spacing w:val="-1"/>
+          <w:sz w:val="26"/>
+          <w:szCs w:val="26"/>
+        </w:rPr>
+        <w:t xml:space="preserve"> </w:t>
+      </w:r>
+      <w:r>
+        <w:rPr>
+          <w:sz w:val="26"/>
+          <w:szCs w:val="26"/>
+        </w:rPr>
+        <w:t>dụng:</w:t>
+      </w:r>
+      <w:r>
+        <w:rPr>
+          <w:spacing w:val="-1"/>
+          <w:sz w:val="26"/>
+          <w:szCs w:val="26"/>
+        </w:rPr>
+        <w:t xml:space="preserve"> </w:t>
+      </w:r>
+      <w:r>
+        <w:rPr>
+          <w:b/>
+          <w:bCs/>
+          <w:sz w:val="24"/>
+        </w:rPr>
+        <w:t>{{</w:t>
+      </w:r>
+      <w:r>
+        <w:rPr>
+          <w:b/>
+          <w:bCs/>
+          <w:sz w:val="24"/>
+          <w:lang w:val="en-US"/>
+        </w:rPr>
+        <w:t>creditLimit</w:t>
+      </w:r>
+      <w:r>
+        <w:rPr>
+          <w:b/>
+          <w:bCs/>
+          <w:sz w:val="24"/>
+        </w:rPr>
+        <w:t>}}</w:t>
       </w:r>
     </w:p>
     <w:p>
@@ -1297,14 +1330,47 @@
           <w:b/>
           <w:bCs/>
           <w:color w:val="0F9ED5" w:themeColor="accent4"/>
-        </w:rPr>
-      </w:pPr>
-      <w:r>
-        <w:rPr>
-          <w:sz w:val="26"/>
-          <w:szCs w:val="26"/>
-        </w:rPr>
-        <w:t xml:space="preserve">     a) Tổng hạn mức tín dụng đã sử dụng theo Hợp đồng tín dụng hạn mức số 01/2025/10987477/HĐTD ngày 09/05/2025 đến thời điểm hiện tại (bao gồm cả số dư thấu chi nhưng chưa bao gồm khoản vay theo Hợp đồng cấp bảo lãnh cụ thể này): </w:t>
+          <w:lang w:val="en-US"/>
+        </w:rPr>
+      </w:pPr>
+      <w:r>
+        <w:rPr>
+          <w:sz w:val="26"/>
+          <w:szCs w:val="26"/>
+        </w:rPr>
+        <w:t xml:space="preserve">     a) Tổng hạn mức tín dụng đã sử dụng theo Hợp đồng tín dụng hạn mức số </w:t>
+      </w:r>
+      <w:r>
+        <w:rPr>
+          <w:spacing w:val="-2"/>
+          <w:sz w:val="26"/>
+          <w:szCs w:val="26"/>
+          <w:lang w:val="en-US"/>
+        </w:rPr>
+        <w:t>{{HDTD_DATE}}</w:t>
+      </w:r>
+      <w:r>
+        <w:rPr>
+          <w:sz w:val="26"/>
+          <w:szCs w:val="26"/>
+        </w:rPr>
+        <w:t xml:space="preserve"> ngày </w:t>
+      </w:r>
+      <w:r>
+        <w:rPr>
+          <w:spacing w:val="-2"/>
+          <w:sz w:val="26"/>
+          <w:szCs w:val="26"/>
+          <w:lang w:val="en-US"/>
+        </w:rPr>
+        <w:t>{{HDTD_DATE}}</w:t>
+      </w:r>
+      <w:r>
+        <w:rPr>
+          <w:sz w:val="26"/>
+          <w:szCs w:val="26"/>
+        </w:rPr>
+        <w:t xml:space="preserve"> đến thời điểm hiện tại (bao gồm cả số dư thấu chi nhưng chưa bao gồm khoản vay theo Hợp đồng cấp bảo lãnh cụ thể này): </w:t>
       </w:r>
       <w:r>
         <w:rPr>
@@ -1319,8 +1385,9 @@
           <w:b/>
           <w:bCs/>
           <w:color w:val="0F9ED5" w:themeColor="accent4"/>
-        </w:rPr>
-        <w:t>GHTDaSuDung</w:t>
+          <w:lang w:val="en-US"/>
+        </w:rPr>
+        <w:t>usedLimit</w:t>
       </w:r>
       <w:r>
         <w:rPr>
@@ -1337,7 +1404,6 @@
         <w:spacing w:after="120" w:line="312" w:lineRule="auto"/>
         <w:rPr>
           <w:color w:val="0070C0"/>
-          <w:lang w:val="en-US"/>
         </w:rPr>
       </w:pPr>
       <w:r>
@@ -1438,9 +1504,8 @@
       <w:r>
         <w:rPr>
           <w:color w:val="0070C0"/>
-          <w:lang w:val="en-US"/>
-        </w:rPr>
-        <w:t>GHTDConSD</w:t>
+        </w:rPr>
+        <w:t>remainingLimit</w:t>
       </w:r>
       <w:r>
         <w:rPr>
@@ -3444,7 +3509,46 @@
           <w:szCs w:val="26"/>
           <w:lang w:val="vi"/>
         </w:rPr>
-        <w:t>7. Các nội dung khác được thực hiện theo cam kết của Công ty và theo Hợp đồng tín dụng hạn mức số 01/2025/10987477/HĐTD ngày 09/05/2025.</w:t>
+        <w:t xml:space="preserve">7. Các nội dung khác được thực hiện theo cam kết của Công ty và theo Hợp đồng tín dụng hạn mức số </w:t>
+      </w:r>
+      <w:r>
+        <w:rPr>
+          <w:spacing w:val="-2"/>
+          <w:sz w:val="26"/>
+          <w:szCs w:val="26"/>
+        </w:rPr>
+        <w:t>{{HDTD_DATE}}</w:t>
+      </w:r>
+      <w:r>
+        <w:rPr>
+          <w:sz w:val="26"/>
+          <w:szCs w:val="26"/>
+        </w:rPr>
+        <w:t>ngày</w:t>
+      </w:r>
+      <w:r>
+        <w:rPr>
+          <w:spacing w:val="-3"/>
+          <w:sz w:val="26"/>
+          <w:szCs w:val="26"/>
+        </w:rPr>
+        <w:t xml:space="preserve"> </w:t>
+      </w:r>
+      <w:r>
+        <w:rPr>
+          <w:spacing w:val="-2"/>
+          <w:sz w:val="26"/>
+          <w:szCs w:val="26"/>
+        </w:rPr>
+        <w:t>{{HDTD_DATE}}</w:t>
+      </w:r>
+      <w:r>
+        <w:rPr>
+          <w:sz w:val="26"/>
+          <w:szCs w:val="26"/>
+          <w:lang w:val="vi"/>
+        </w:rPr>
+        <w:t>.</w:t>
       </w:r>
     </w:p>
     <w:p>
@@ -4705,7 +4809,6 @@
   <w:style w:type="character" w:default="1" w:styleId="DefaultParagraphFont">
     <w:name w:val="Default Paragraph Font"/>
     <w:uiPriority w:val="1"/>
-    <w:semiHidden/>
     <w:unhideWhenUsed/>
   </w:style>
   <w:style w:type="table" w:default="1" w:styleId="TableNormal">

--- a/src/main/resources/templates/Hyndai/phan-xet-duyet-hyndai.docx
+++ b/src/main/resources/templates/Hyndai/phan-xet-duyet-hyndai.docx
@@ -1660,94 +1660,108 @@
         <w:pStyle w:val="TableParagraph"/>
         <w:spacing w:after="120" w:line="312" w:lineRule="auto"/>
         <w:ind w:left="42" w:right="16"/>
-        <w:jc w:val="both"/>
+        <w:rPr>
+          <w:sz w:val="26"/>
+          <w:szCs w:val="26"/>
+        </w:rPr>
+      </w:pPr>
+      <w:r>
+        <w:rPr>
+          <w:sz w:val="26"/>
+          <w:szCs w:val="26"/>
+        </w:rPr>
+        <w:t>3.</w:t>
+      </w:r>
+      <w:r>
+        <w:rPr>
+          <w:spacing w:val="-2"/>
+          <w:sz w:val="26"/>
+          <w:szCs w:val="26"/>
+        </w:rPr>
+        <w:t xml:space="preserve"> </w:t>
+      </w:r>
+      <w:r>
+        <w:rPr>
+          <w:sz w:val="26"/>
+          <w:szCs w:val="26"/>
+        </w:rPr>
+        <w:t>Thời</w:t>
+      </w:r>
+      <w:r>
+        <w:rPr>
+          <w:spacing w:val="-1"/>
+          <w:sz w:val="26"/>
+          <w:szCs w:val="26"/>
+        </w:rPr>
+        <w:t xml:space="preserve"> </w:t>
+      </w:r>
+      <w:r>
+        <w:rPr>
+          <w:sz w:val="26"/>
+          <w:szCs w:val="26"/>
+        </w:rPr>
+        <w:t>hạn</w:t>
+      </w:r>
+      <w:r>
+        <w:rPr>
+          <w:spacing w:val="-2"/>
+          <w:sz w:val="26"/>
+          <w:szCs w:val="26"/>
+        </w:rPr>
+        <w:t xml:space="preserve"> </w:t>
+      </w:r>
+      <w:r>
+        <w:rPr>
+          <w:sz w:val="26"/>
+          <w:szCs w:val="26"/>
+        </w:rPr>
+        <w:t>bảo</w:t>
+      </w:r>
+      <w:r>
+        <w:rPr>
+          <w:spacing w:val="-2"/>
+          <w:sz w:val="26"/>
+          <w:szCs w:val="26"/>
+        </w:rPr>
+        <w:t xml:space="preserve"> </w:t>
+      </w:r>
+      <w:r>
+        <w:rPr>
+          <w:sz w:val="26"/>
+          <w:szCs w:val="26"/>
+        </w:rPr>
+        <w:t>lãnh:</w:t>
+      </w:r>
+      <w:r>
+        <w:rPr>
+          <w:spacing w:val="-1"/>
+          <w:sz w:val="26"/>
+          <w:szCs w:val="26"/>
+        </w:rPr>
+        <w:t xml:space="preserve"> </w:t>
+      </w:r>
+      <w:r>
         <w:rPr>
           <w:sz w:val="26"/>
           <w:szCs w:val="26"/>
           <w:lang w:val="en-US"/>
         </w:rPr>
-      </w:pPr>
-      <w:r>
-        <w:rPr>
-          <w:sz w:val="26"/>
-          <w:szCs w:val="26"/>
-        </w:rPr>
-        <w:t>3.</w:t>
-      </w:r>
-      <w:r>
-        <w:rPr>
-          <w:spacing w:val="-2"/>
-          <w:sz w:val="26"/>
-          <w:szCs w:val="26"/>
-        </w:rPr>
-        <w:t xml:space="preserve"> </w:t>
-      </w:r>
-      <w:r>
-        <w:rPr>
-          <w:sz w:val="26"/>
-          <w:szCs w:val="26"/>
-        </w:rPr>
-        <w:t>Thời</w:t>
-      </w:r>
-      <w:r>
-        <w:rPr>
-          <w:spacing w:val="-1"/>
-          <w:sz w:val="26"/>
-          <w:szCs w:val="26"/>
-        </w:rPr>
-        <w:t xml:space="preserve"> </w:t>
-      </w:r>
-      <w:r>
-        <w:rPr>
-          <w:sz w:val="26"/>
-          <w:szCs w:val="26"/>
-        </w:rPr>
-        <w:t>hạn</w:t>
-      </w:r>
-      <w:r>
-        <w:rPr>
-          <w:spacing w:val="-2"/>
-          <w:sz w:val="26"/>
-          <w:szCs w:val="26"/>
-        </w:rPr>
-        <w:t xml:space="preserve"> </w:t>
-      </w:r>
-      <w:r>
-        <w:rPr>
-          <w:sz w:val="26"/>
-          <w:szCs w:val="26"/>
-        </w:rPr>
-        <w:t>bảo</w:t>
-      </w:r>
-      <w:r>
-        <w:rPr>
-          <w:spacing w:val="-2"/>
-          <w:sz w:val="26"/>
-          <w:szCs w:val="26"/>
-        </w:rPr>
-        <w:t xml:space="preserve"> </w:t>
-      </w:r>
-      <w:r>
-        <w:rPr>
-          <w:sz w:val="26"/>
-          <w:szCs w:val="26"/>
-        </w:rPr>
-        <w:t>lãnh:</w:t>
-      </w:r>
-      <w:r>
-        <w:rPr>
-          <w:spacing w:val="-1"/>
-          <w:sz w:val="26"/>
-          <w:szCs w:val="26"/>
-        </w:rPr>
-        <w:t xml:space="preserve"> </w:t>
-      </w:r>
-      <w:r>
-        <w:rPr>
-          <w:sz w:val="26"/>
-          <w:szCs w:val="26"/>
-        </w:rPr>
-        <w:t>60</w:t>
+        <w:t>{{</w:t>
+      </w:r>
+      <w:r>
+        <w:rPr>
+          <w:sz w:val="26"/>
+          <w:szCs w:val="26"/>
+        </w:rPr>
+        <w:t>guaranteeTermDays</w:t>
+      </w:r>
+      <w:r>
+        <w:rPr>
+          <w:sz w:val="26"/>
+          <w:szCs w:val="26"/>
+          <w:lang w:val="en-US"/>
+        </w:rPr>
+        <w:t>}}</w:t>
       </w:r>
       <w:r>
         <w:rPr>
@@ -3517,7 +3531,7 @@
           <w:sz w:val="26"/>
           <w:szCs w:val="26"/>
         </w:rPr>
-        <w:t>{{HDTD_DATE}}</w:t>
+        <w:t>{{HDTD}}</w:t>
       </w:r>
       <w:r>
         <w:rPr>
@@ -3587,7 +3601,37 @@
           <w:szCs w:val="26"/>
           <w:lang w:val="vi"/>
         </w:rPr>
-        <w:t>Giấy đề nghị cấp bảo lãnh kiêm hợp đồng cấp bảo lãnh cụ thể này là một phần không tách rời của Hợp đồng cấp bảo lãnh hạn mức số 01/2025/10987477/HĐTD ngày 09/05/2025 được lập thành 03 bản, có giá trị pháp lý như nhau, Ngân hàng giữ 02 bản, Bên được bảo lãnh giữ 01 bản</w:t>
+        <w:t xml:space="preserve">Giấy đề nghị cấp bảo lãnh kiêm hợp đồng cấp bảo lãnh cụ thể này là một phần không tách rời của Hợp đồng cấp bảo lãnh hạn mức số </w:t>
+      </w:r>
+      <w:r>
+        <w:rPr>
+          <w:sz w:val="26"/>
+          <w:szCs w:val="26"/>
+        </w:rPr>
+        <w:t xml:space="preserve">{{HDTD}} </w:t>
+      </w:r>
+      <w:r>
+        <w:rPr>
+          <w:sz w:val="26"/>
+          <w:szCs w:val="26"/>
+          <w:lang w:val="vi"/>
+        </w:rPr>
+        <w:t xml:space="preserve">ngày </w:t>
+      </w:r>
+      <w:r>
+        <w:rPr>
+          <w:sz w:val="26"/>
+          <w:szCs w:val="26"/>
+        </w:rPr>
+        <w:t>{{HDTD_DATE}}</w:t>
+      </w:r>
+      <w:r>
+        <w:rPr>
+          <w:sz w:val="26"/>
+          <w:szCs w:val="26"/>
+          <w:lang w:val="vi"/>
+        </w:rPr>
+        <w:t xml:space="preserve"> được lập thành 03 bản, có giá trị pháp lý như nhau, Ngân hàng giữ 02 bản, Bên được bảo lãnh giữ 01 bản</w:t>
       </w:r>
     </w:p>
     <w:p>
@@ -3630,9 +3674,8 @@
         <w:ind w:left="0" w:right="299" w:firstLine="0"/>
         <w:jc w:val="right"/>
         <w:rPr>
-          <w:color w:val="007BB8"/>
-          <w:sz w:val="26"/>
-          <w:szCs w:val="26"/>
+          <w:i/>
+          <w:color w:val="0F9ED5" w:themeColor="accent4"/>
         </w:rPr>
       </w:pPr>
       <w:r>
@@ -3656,15 +3699,15 @@
       <w:r>
         <w:rPr>
           <w:i/>
-          <w:color w:val="007BB8"/>
-        </w:rPr>
-        <w:t>{{GUARANTEE_DATE_TITLE}}</w:t>
+          <w:color w:val="0F9ED5" w:themeColor="accent4"/>
+        </w:rPr>
+        <w:t>{{CURRENT_DATE_TITLE}}</w:t>
       </w:r>
     </w:p>
     <w:p>
       <w:pPr>
-        <w:spacing w:after="0" w:line="360" w:lineRule="auto"/>
-        <w:ind w:left="0" w:right="463" w:firstLine="0"/>
+        <w:spacing w:after="89" w:line="360" w:lineRule="auto"/>
+        <w:ind w:left="0" w:right="299" w:firstLine="0"/>
         <w:jc w:val="right"/>
         <w:rPr>
           <w:b/>
@@ -4809,6 +4852,7 @@
   <w:style w:type="character" w:default="1" w:styleId="DefaultParagraphFont">
     <w:name w:val="Default Paragraph Font"/>
     <w:uiPriority w:val="1"/>
+    <w:semiHidden/>
     <w:unhideWhenUsed/>
   </w:style>
   <w:style w:type="table" w:default="1" w:styleId="TableNormal">

--- a/src/main/resources/templates/Hyndai/phan-xet-duyet-hyndai.docx
+++ b/src/main/resources/templates/Hyndai/phan-xet-duyet-hyndai.docx
@@ -338,7 +338,16 @@
           <w:szCs w:val="26"/>
           <w:lang w:val="en-US"/>
         </w:rPr>
-        <w:t>{{HDTD_DATE}}</w:t>
+        <w:t>{{HDTD}}</w:t>
+      </w:r>
+      <w:r>
+        <w:rPr>
+          <w:spacing w:val="-2"/>
+          <w:sz w:val="26"/>
+          <w:szCs w:val="26"/>
+          <w:lang w:val="en-US"/>
+        </w:rPr>
+        <w:t xml:space="preserve"> </w:t>
       </w:r>
       <w:r>
         <w:rPr>
@@ -3659,14 +3668,23 @@
     </w:p>
     <w:p>
       <w:pPr>
-        <w:spacing w:after="89" w:line="360" w:lineRule="auto"/>
-        <w:ind w:left="0" w:right="299" w:firstLine="0"/>
+        <w:spacing w:after="160" w:line="278" w:lineRule="auto"/>
+        <w:ind w:left="0" w:firstLine="0"/>
+        <w:jc w:val="left"/>
         <w:rPr>
           <w:i/>
           <w:sz w:val="26"/>
           <w:szCs w:val="26"/>
         </w:rPr>
       </w:pPr>
+      <w:r>
+        <w:rPr>
+          <w:i/>
+          <w:sz w:val="26"/>
+          <w:szCs w:val="26"/>
+        </w:rPr>
+        <w:br w:type="page"/>
+      </w:r>
     </w:p>
     <w:p>
       <w:pPr>
@@ -3708,11 +3726,60 @@
       <w:pPr>
         <w:spacing w:after="89" w:line="360" w:lineRule="auto"/>
         <w:ind w:left="0" w:right="299" w:firstLine="0"/>
-        <w:jc w:val="right"/>
-        <w:rPr>
-          <w:b/>
-        </w:rPr>
-      </w:pPr>
+        <w:jc w:val="center"/>
+        <w:rPr>
+          <w:i/>
+          <w:color w:val="0F9ED5" w:themeColor="accent4"/>
+        </w:rPr>
+      </w:pPr>
+      <w:r>
+        <w:rPr>
+          <w:b/>
+        </w:rPr>
+        <w:t xml:space="preserve"> </w:t>
+      </w:r>
+      <w:r>
+        <w:rPr>
+          <w:b/>
+        </w:rPr>
+        <w:tab/>
+      </w:r>
+      <w:r>
+        <w:rPr>
+          <w:b/>
+        </w:rPr>
+        <w:tab/>
+      </w:r>
+      <w:r>
+        <w:rPr>
+          <w:b/>
+        </w:rPr>
+        <w:tab/>
+      </w:r>
+      <w:r>
+        <w:rPr>
+          <w:b/>
+        </w:rPr>
+        <w:tab/>
+      </w:r>
+      <w:r>
+        <w:rPr>
+          <w:b/>
+        </w:rPr>
+        <w:tab/>
+      </w:r>
+      <w:r>
+        <w:rPr>
+          <w:b/>
+        </w:rPr>
+        <w:tab/>
+      </w:r>
+      <w:r>
+        <w:rPr>
+          <w:b/>
+        </w:rPr>
+        <w:tab/>
+      </w:r>
       <w:r>
         <w:rPr>
           <w:b/>
